--- a/projectes/EAPC/EAPC-2026-53_AM_TIC/requeriment_150-2/03_Relacio_equip_docent_adscrit.docx
+++ b/projectes/EAPC/EAPC-2026-53_AM_TIC/requeriment_150-2/03_Relacio_equip_docent_adscrit.docx
@@ -38,24 +38,17 @@
         <w:jc w:val="both"/>
       </w:pPr>
       <w:r>
-        <w:rPr>
-          <w:highlight w:val="yellow"/>
-          <w:highlightCs w:val="yellow"/>
-        </w:rPr>
-        <w:t xml:space="preserve">[Nom i cognoms]</w:t>
-      </w:r>
-      <w:r>
-        <w:t xml:space="preserve">, amb NIF </w:t>
+        <w:t xml:space="preserve">Rafael Cortés </w:t>
       </w:r>
       <w:r>
         <w:rPr>
           <w:highlight w:val="yellow"/>
           <w:highlightCs w:val="yellow"/>
         </w:rPr>
-        <w:t xml:space="preserve">[00000000X]</w:t>
+        <w:t xml:space="preserve">[Contreras]</w:t>
       </w:r>
       <w:r>
-        <w:t xml:space="preserve">, en nom i representació de MULTIMÈDIA TARRAGONA, SL (NIF B43492784), CERTIFICO que les persones relacionades a continuació formen l'equip docent que l'empresa adscriu a l'execució de l'Acord marc i dels seus contractes basats, que totes tenen una experiència professional mínima de 5 anys en la impartició de formació en TIC, segons consta als currículums que s'adjunten, i que totes poden impartir la docència en català, llengua vehicular exigida pel PPT.</w:t>
+        <w:t xml:space="preserve">, amb NIF 39912250M, en nom i representació de MULTIMÈDIA TARRAGONA, SL (NIF B43492784), CERTIFICO que les persones relacionades a continuació formen l'equip docent que l'empresa adscriu a l'execució de l'Acord marc i dels seus contractes basats, que totes tenen una experiència professional mínima de 5 anys en la impartició de formació en TIC, segons consta als currículums que s'adjunten, i que totes poden impartir la docència en català, llengua vehicular exigida pel PPT.</w:t>
       </w:r>
     </w:p>
     <w:tbl>
@@ -4504,7 +4497,7 @@
                 <w:sz w:val="18"/>
                 <w:szCs w:val="18"/>
               </w:rPr>
-              <w:t xml:space="preserve">Proporció de dones compromesa al sobre C</w:t>
+              <w:t xml:space="preserve">Proporció de dones compromesa al sobre C (annex 14)</w:t>
             </w:r>
           </w:p>
         </w:tc>
@@ -4528,21 +4521,12 @@
             <w:pPr>
               <w:jc w:val="center"/>
             </w:pPr>
-            <w:r>
-              <w:rPr>
-                <w:sz w:val="18"/>
-                <w:szCs w:val="18"/>
-                <w:highlight w:val="yellow"/>
-                <w:highlightCs w:val="yellow"/>
-              </w:rPr>
-              <w:t xml:space="preserve">[XX]</w:t>
-            </w:r>
             <w:r>
               <w:rPr>
                 <w:sz w:val="18"/>
                 <w:szCs w:val="18"/>
               </w:rPr>
-              <w:t xml:space="preserve"> %</w:t>
+              <w:t xml:space="preserve">52,9 %</w:t>
             </w:r>
           </w:p>
         </w:tc>
@@ -4636,7 +4620,7 @@
                 <w:sz w:val="18"/>
                 <w:szCs w:val="18"/>
               </w:rPr>
-              <w:t xml:space="preserve">Dones a l'equip</w:t>
+              <w:t xml:space="preserve">Dones a l'equip (mínim 9)</w:t>
             </w:r>
           </w:p>
         </w:tc>
@@ -4667,7 +4651,7 @@
                 <w:highlight w:val="yellow"/>
                 <w:highlightCs w:val="yellow"/>
               </w:rPr>
-              <w:t xml:space="preserve">[n]</w:t>
+              <w:t xml:space="preserve">[9]</w:t>
             </w:r>
             <w:r>
               <w:rPr>
@@ -4683,7 +4667,7 @@
                 <w:highlight w:val="yellow"/>
                 <w:highlightCs w:val="yellow"/>
               </w:rPr>
-              <w:t xml:space="preserve">[XX]</w:t>
+              <w:t xml:space="preserve">[52,9]</w:t>
             </w:r>
             <w:r>
               <w:rPr>
@@ -4815,7 +4799,7 @@
                 <w:highlight w:val="yellow"/>
                 <w:highlightCs w:val="yellow"/>
               </w:rPr>
-              <w:t xml:space="preserve">[n]</w:t>
+              <w:t xml:space="preserve">[8]</w:t>
             </w:r>
             <w:r>
               <w:rPr>
@@ -4831,7 +4815,7 @@
                 <w:highlight w:val="yellow"/>
                 <w:highlightCs w:val="yellow"/>
               </w:rPr>
-              <w:t xml:space="preserve">[XX]</w:t>
+              <w:t xml:space="preserve">[47,1]</w:t>
             </w:r>
             <w:r>
               <w:rPr>
@@ -5271,21 +5255,17 @@
         <w:jc w:val="left"/>
       </w:pPr>
       <w:r>
-        <w:rPr>
-          <w:highlight w:val="yellow"/>
-          <w:highlightCs w:val="yellow"/>
-        </w:rPr>
-        <w:t xml:space="preserve">[Nom i cognoms]</w:t>
-      </w:r>
-      <w:r>
-        <w:t xml:space="preserve"> · </w:t>
+        <w:t xml:space="preserve">Rafael Cortés </w:t>
       </w:r>
       <w:r>
         <w:rPr>
           <w:highlight w:val="yellow"/>
           <w:highlightCs w:val="yellow"/>
         </w:rPr>
-        <w:t xml:space="preserve">[Càrrec]</w:t>
+        <w:t xml:space="preserve">[Contreras]</w:t>
+      </w:r>
+      <w:r>
+        <w:t xml:space="preserve"> · Representant de MULTIMÈDIA TARRAGONA, SL</w:t>
       </w:r>
     </w:p>
     <w:sectPr>

--- a/projectes/EAPC/EAPC-2026-53_AM_TIC/requeriment_150-2/03_Relacio_equip_docent_adscrit.docx
+++ b/projectes/EAPC/EAPC-2026-53_AM_TIC/requeriment_150-2/03_Relacio_equip_docent_adscrit.docx
@@ -38,17 +38,7 @@
         <w:jc w:val="both"/>
       </w:pPr>
       <w:r>
-        <w:t xml:space="preserve">Rafael Cortés </w:t>
-      </w:r>
-      <w:r>
-        <w:rPr>
-          <w:highlight w:val="yellow"/>
-          <w:highlightCs w:val="yellow"/>
-        </w:rPr>
-        <w:t xml:space="preserve">[Contreras]</w:t>
-      </w:r>
-      <w:r>
-        <w:t xml:space="preserve">, amb NIF 39912250M, en nom i representació de MULTIMÈDIA TARRAGONA, SL (NIF B43492784), CERTIFICO que les persones relacionades a continuació formen l'equip docent que l'empresa adscriu a l'execució de l'Acord marc i dels seus contractes basats, que totes tenen una experiència professional mínima de 5 anys en la impartició de formació en TIC, segons consta als currículums que s'adjunten, i que totes poden impartir la docència en català, llengua vehicular exigida pel PPT.</w:t>
+        <w:t xml:space="preserve">Rafael Cortés Contreras, amb NIF 39912250M, en nom i representació de MULTIMÈDIA TARRAGONA, SL (NIF B43492784), CERTIFICO que les persones relacionades a continuació formen l'equip docent que l'empresa adscriu a l'execució de l'Acord marc i dels seus contractes basats, que totes tenen una experiència professional mínima de 5 anys en la impartició de formació en TIC, segons consta als currículums que s'adjunten, i que totes poden impartir la docència en català, llengua vehicular exigida pel PPT.</w:t>
       </w:r>
     </w:p>
     <w:tbl>
@@ -5255,17 +5245,7 @@
         <w:jc w:val="left"/>
       </w:pPr>
       <w:r>
-        <w:t xml:space="preserve">Rafael Cortés </w:t>
-      </w:r>
-      <w:r>
-        <w:rPr>
-          <w:highlight w:val="yellow"/>
-          <w:highlightCs w:val="yellow"/>
-        </w:rPr>
-        <w:t xml:space="preserve">[Contreras]</w:t>
-      </w:r>
-      <w:r>
-        <w:t xml:space="preserve"> · Representant de MULTIMÈDIA TARRAGONA, SL</w:t>
+        <w:t xml:space="preserve">Rafael Cortés Contreras · Representant de MULTIMÈDIA TARRAGONA, SL</w:t>
       </w:r>
     </w:p>
     <w:sectPr>
